--- a/skills/md2docx/assets/templates/gl.docx
+++ b/skills/md2docx/assets/templates/gl.docx
@@ -2767,6 +2767,7 @@
     <w:pPrDefault>
       <w:pPr>
         <w:spacing w:after="120" w:line="300" w:lineRule="auto"/>
+        <w:jc w:val="both"/>
       </w:pPr>
     </w:pPrDefault>
   </w:docDefaults>

--- a/skills/md2docx/assets/templates/gl.docx
+++ b/skills/md2docx/assets/templates/gl.docx
@@ -7,7 +7,7 @@
         <w:pStyle w:val="Title"/>
       </w:pPr>
       <w:r>
-        <w:t xml:space="preserve">Title</w:t>
+        <w:t xml:space="preserve">Report title</w:t>
       </w:r>
     </w:p>
     <w:p>
@@ -15,7 +15,7 @@
         <w:pStyle w:val="Subtitle"/>
       </w:pPr>
       <w:r>
-        <w:t xml:space="preserve">Subtitle</w:t>
+        <w:t xml:space="preserve">A one-line subtitle describing the report</w:t>
       </w:r>
     </w:p>
     <w:p>
@@ -23,7 +23,7 @@
         <w:pStyle w:val="Author"/>
       </w:pPr>
       <w:r>
-        <w:t xml:space="preserve">Author</w:t>
+        <w:t xml:space="preserve">Author One, Author Two and Author Three</w:t>
       </w:r>
     </w:p>
     <w:p>
@@ -31,286 +31,285 @@
         <w:pStyle w:val="Date"/>
       </w:pPr>
       <w:r>
-        <w:t xml:space="preserve">Date</w:t>
+        <w:t xml:space="preserve">June 2026</w:t>
       </w:r>
     </w:p>
     <w:p>
       <w:pPr>
-        <w:pStyle w:val="Abstract"/>
+        <w:pStyle w:val="Heading1"/>
       </w:pPr>
       <w:r>
-        <w:t xml:space="preserve">Abstract</w:t>
+        <w:t xml:space="preserve">Using this template</w:t>
       </w:r>
     </w:p>
     <w:p>
-      <w:pPr>
-        <w:pStyle w:val="Heading1"/>
-      </w:pPr>
-      <w:bookmarkStart w:id="21" w:name="heading-1"/>
       <w:r>
-        <w:t xml:space="preserve">Heading 1</w:t>
+        <w:t xml:space="preserve">Body text is Inter 12 pt, justified. Every Growth Lab role is a named style — pick them from the Styles gallery (Home tab) rather than formatting by hand. Use </w:t>
       </w:r>
-      <w:bookmarkEnd w:id="21"/>
-    </w:p>
-    <w:p>
-      <w:pPr>
-        <w:pStyle w:val="Heading2"/>
-      </w:pPr>
-      <w:bookmarkStart w:id="22" w:name="heading-2"/>
       <w:r>
-        <w:t xml:space="preserve">Heading 2</w:t>
+        <w:rPr>
+          <w:b/>
+          <w:bCs/>
+        </w:rPr>
+        <w:t xml:space="preserve">bold</w:t>
       </w:r>
-      <w:bookmarkEnd w:id="22"/>
-    </w:p>
-    <w:p>
-      <w:pPr>
-        <w:pStyle w:val="Heading3"/>
-      </w:pPr>
-      <w:bookmarkStart w:id="23" w:name="heading-3"/>
       <w:r>
-        <w:t xml:space="preserve">Heading 3</w:t>
-      </w:r>
-      <w:bookmarkEnd w:id="23"/>
-    </w:p>
-    <w:p>
-      <w:pPr>
-        <w:pStyle w:val="Heading4"/>
-      </w:pPr>
-      <w:bookmarkStart w:id="24" w:name="heading-4"/>
-      <w:r>
-        <w:t xml:space="preserve">Heading 4</w:t>
-      </w:r>
-      <w:bookmarkEnd w:id="24"/>
-    </w:p>
-    <w:p>
-      <w:pPr>
-        <w:pStyle w:val="Heading5"/>
-      </w:pPr>
-      <w:bookmarkStart w:id="25" w:name="heading-5"/>
-      <w:r>
-        <w:t xml:space="preserve">Heading 5</w:t>
-      </w:r>
-      <w:bookmarkEnd w:id="25"/>
-    </w:p>
-    <w:p>
-      <w:pPr>
-        <w:pStyle w:val="Heading6"/>
-      </w:pPr>
-      <w:bookmarkStart w:id="26" w:name="heading-6"/>
-      <w:r>
-        <w:t xml:space="preserve">Heading 6</w:t>
-      </w:r>
-      <w:bookmarkEnd w:id="26"/>
-    </w:p>
-    <w:p>
-      <w:pPr>
-        <w:pStyle w:val="Heading7"/>
-      </w:pPr>
-      <w:bookmarkStart w:id="27" w:name="heading-7"/>
-      <w:r>
-        <w:t xml:space="preserve">Heading 7</w:t>
-      </w:r>
-      <w:bookmarkEnd w:id="27"/>
-    </w:p>
-    <w:p>
-      <w:pPr>
-        <w:pStyle w:val="Heading8"/>
-      </w:pPr>
-      <w:bookmarkStart w:id="28" w:name="heading-8"/>
-      <w:r>
-        <w:t xml:space="preserve">Heading 8</w:t>
-      </w:r>
-      <w:bookmarkEnd w:id="28"/>
-    </w:p>
-    <w:p>
-      <w:pPr>
-        <w:pStyle w:val="Heading9"/>
-      </w:pPr>
-      <w:bookmarkStart w:id="29" w:name="heading-9"/>
-      <w:r>
-        <w:t xml:space="preserve">Heading 9</w:t>
-      </w:r>
-      <w:bookmarkEnd w:id="29"/>
-    </w:p>
-    <w:p>
-      <w:pPr>
-        <w:pStyle w:val="FirstParagraph"/>
-      </w:pPr>
-      <w:r>
-        <w:t xml:space="preserve">First Paragraph.</w:t>
+        <w:t xml:space="preserve"> for emphasis. Build the contents page with References → Table of Contents; insert footnotes with References → Insert Footnote. Both come out GL-styled automatically.</w:t>
       </w:r>
     </w:p>
     <w:p>
       <w:pPr>
-        <w:pStyle w:val="BodyText"/>
+        <w:pStyle w:val="Heading2"/>
       </w:pPr>
       <w:r>
-        <w:t xml:space="preserve">Body Text. Body Text Char.</w:t>
-      </w:r>
-      <w:r>
-        <w:t xml:space="preserve"> </w:t>
-      </w:r>
-      <w:r>
-        <w:rPr>
-          <w:rStyle w:val="VerbatimChar"/>
-        </w:rPr>
-        <w:t xml:space="preserve">Verbatim Char</w:t>
-      </w:r>
-      <w:r>
-        <w:t xml:space="preserve">.</w:t>
-      </w:r>
-      <w:r>
-        <w:t xml:space="preserve"> </w:t>
-      </w:r>
-      <w:hyperlink r:id="rId30">
-        <w:r>
-          <w:rPr>
-            <w:rStyle w:val="Hyperlink"/>
-          </w:rPr>
-          <w:t xml:space="preserve">Hyperlink</w:t>
-        </w:r>
-      </w:hyperlink>
-      <w:r>
-        <w:t xml:space="preserve">.</w:t>
-      </w:r>
-      <w:r>
-        <w:t xml:space="preserve"> </w:t>
-      </w:r>
-      <w:r>
-        <w:t xml:space="preserve">Footnote.</w:t>
-      </w:r>
-      <w:r>
-        <w:rPr>
-          <w:rStyle w:val="FootnoteReference"/>
-        </w:rPr>
-        <w:footnoteReference w:id="31"/>
+        <w:t xml:space="preserve">The figure block</w:t>
       </w:r>
     </w:p>
     <w:p>
-      <w:pPr>
-        <w:pStyle w:val="BlockText"/>
-      </w:pPr>
       <w:r>
-        <w:t xml:space="preserve">Block Text.</w:t>
+        <w:t xml:space="preserve">Each figure is the five-paragraph block below. Copy and paste the whole block for every new figure — the figure number is a SEQ field, so it renumbers automatically (select all and press F9 to update). Point at a figure from text with References → Cross-reference, reference type “Figure”.</w:t>
       </w:r>
     </w:p>
     <w:p>
       <w:pPr>
+        <w:pStyle w:val="FigureLabel"/>
+      </w:pPr>
+      <w:r>
+        <w:t xml:space="preserve">Figure </w:t>
+      </w:r>
+      <w:r>
+        <w:fldChar w:fldCharType="begin"/>
+      </w:r>
+      <w:r>
+        <w:instrText xml:space="preserve"> SEQ Figure \* ARABIC </w:instrText>
+      </w:r>
+      <w:r>
+        <w:fldChar w:fldCharType="separate"/>
+      </w:r>
+      <w:r>
+        <w:t>1</w:t>
+      </w:r>
+      <w:r>
+        <w:fldChar w:fldCharType="end"/>
+      </w:r>
+    </w:p>
+    <w:p>
+      <w:pPr>
+        <w:pStyle w:val="FigureTitle"/>
+      </w:pPr>
+      <w:r>
+        <w:t xml:space="preserve">Chart titles state a finding and end with a period.</w:t>
+      </w:r>
+    </w:p>
+    <w:p>
+      <w:pPr>
+        <w:pStyle w:val="FigureSubtitle"/>
+      </w:pPr>
+      <w:r>
+        <w:t xml:space="preserve">Units, period covered, unit of analysis — delete this paragraph if redundant</w:t>
+      </w:r>
+    </w:p>
+    <w:p>
+      <w:pPr>
+        <w:pStyle w:val="FigureImage"/>
+      </w:pPr>
+      <w:r>
+        <w:t xml:space="preserve">[ Replace this paragraph’s text with the chart: Insert → Pictures ]</w:t>
+      </w:r>
+    </w:p>
+    <w:p>
+      <w:pPr>
+        <w:pStyle w:val="FigureSource"/>
+      </w:pPr>
+      <w:r>
+        <w:rPr>
+          <w:i/>
+          <w:iCs/>
+        </w:rPr>
+        <w:t xml:space="preserve">Source: Growth Lab analysis of … (required on every figure).</w:t>
+      </w:r>
+    </w:p>
+    <w:p>
+      <w:pPr>
+        <w:pStyle w:val="Heading2"/>
+      </w:pPr>
+      <w:r>
+        <w:t xml:space="preserve">Tables</w:t>
+      </w:r>
+    </w:p>
+    <w:p>
+      <w:pPr>
         <w:pStyle w:val="TableCaption"/>
       </w:pPr>
       <w:r>
-        <w:t xml:space="preserve">Table caption.</w:t>
+        <w:t xml:space="preserve">Table </w:t>
+      </w:r>
+      <w:r>
+        <w:fldChar w:fldCharType="begin"/>
+      </w:r>
+      <w:r>
+        <w:instrText xml:space="preserve"> SEQ Table \* ARABIC </w:instrText>
+      </w:r>
+      <w:r>
+        <w:fldChar w:fldCharType="separate"/>
+      </w:r>
+      <w:r>
+        <w:t>1</w:t>
+      </w:r>
+      <w:r>
+        <w:fldChar w:fldCharType="end"/>
+      </w:r>
+      <w:r>
+        <w:t xml:space="preserve">: Sentence-case table caption above the table</w:t>
       </w:r>
     </w:p>
     <w:tbl>
       <w:tblPr>
         <w:tblStyle w:val="Table"/>
-        <w:tblLook w:firstRow="1"/>
-        <w:tblCaption w:val="Table caption."/>
+        <w:tblW w:w="9360" w:type="dxa"/>
+        <w:tblLook w:val="0420" w:firstRow="1" w:lastRow="0" w:firstColumn="0" w:lastColumn="0" w:noHBand="1" w:noVBand="1"/>
       </w:tblPr>
-      <w:tblGrid/>
+      <w:tblGrid>
+        <w:gridCol w:w="3120"/>
+        <w:gridCol w:w="3120"/>
+        <w:gridCol w:w="3120"/>
+      </w:tblGrid>
       <w:tr>
         <w:trPr>
-          <w:cnfStyle w:firstRow="1" w:val="100000000000"/>
+          <w:tblHeader/>
         </w:trPr>
         <w:tc>
           <w:tcPr>
-            <w:tcBorders>
-              <w:bottom w:val="single"/>
-            </w:tcBorders>
-            <w:vAlign w:val="bottom"/>
+            <w:tcW w:w="3120" w:type="dxa"/>
           </w:tcPr>
           <w:p>
             <w:pPr>
               <w:pStyle w:val="Compact"/>
-              <w:jc w:val="left"/>
             </w:pPr>
             <w:r>
-              <w:t xml:space="preserve">Table</w:t>
+              <w:t xml:space="preserve">Sector</w:t>
             </w:r>
           </w:p>
         </w:tc>
         <w:tc>
           <w:tcPr>
-            <w:tcBorders>
-              <w:bottom w:val="single"/>
-            </w:tcBorders>
-            <w:vAlign w:val="bottom"/>
+            <w:tcW w:w="3120" w:type="dxa"/>
           </w:tcPr>
           <w:p>
             <w:pPr>
               <w:pStyle w:val="Compact"/>
-              <w:jc w:val="left"/>
+              <w:jc w:val="right"/>
             </w:pPr>
             <w:r>
-              <w:t xml:space="preserve">Table</w:t>
+              <w:t xml:space="preserve">Exports</w:t>
+            </w:r>
+          </w:p>
+        </w:tc>
+        <w:tc>
+          <w:tcPr>
+            <w:tcW w:w="3120" w:type="dxa"/>
+          </w:tcPr>
+          <w:p>
+            <w:pPr>
+              <w:pStyle w:val="Compact"/>
+              <w:jc w:val="right"/>
+            </w:pPr>
+            <w:r>
+              <w:t xml:space="preserve">Share</w:t>
             </w:r>
           </w:p>
         </w:tc>
       </w:tr>
       <w:tr>
         <w:tc>
+          <w:tcPr>
+            <w:tcW w:w="3120" w:type="dxa"/>
+          </w:tcPr>
           <w:p>
             <w:pPr>
               <w:pStyle w:val="Compact"/>
-              <w:jc w:val="left"/>
             </w:pPr>
             <w:r>
-              <w:t xml:space="preserve">1</w:t>
+              <w:t xml:space="preserve">Textiles</w:t>
             </w:r>
           </w:p>
         </w:tc>
         <w:tc>
+          <w:tcPr>
+            <w:tcW w:w="3120" w:type="dxa"/>
+          </w:tcPr>
           <w:p>
             <w:pPr>
               <w:pStyle w:val="Compact"/>
-              <w:jc w:val="left"/>
+              <w:jc w:val="right"/>
             </w:pPr>
             <w:r>
-              <w:t xml:space="preserve">2</w:t>
+              <w:t xml:space="preserve">16,400</w:t>
+            </w:r>
+          </w:p>
+        </w:tc>
+        <w:tc>
+          <w:tcPr>
+            <w:tcW w:w="3120" w:type="dxa"/>
+          </w:tcPr>
+          <w:p>
+            <w:pPr>
+              <w:pStyle w:val="Compact"/>
+              <w:jc w:val="right"/>
+            </w:pPr>
+            <w:r>
+              <w:t xml:space="preserve">54.2</w:t>
+            </w:r>
+          </w:p>
+        </w:tc>
+      </w:tr>
+      <w:tr>
+        <w:tc>
+          <w:tcPr>
+            <w:tcW w:w="3120" w:type="dxa"/>
+          </w:tcPr>
+          <w:p>
+            <w:pPr>
+              <w:pStyle w:val="Compact"/>
+            </w:pPr>
+            <w:r>
+              <w:t xml:space="preserve">Agriculture</w:t>
+            </w:r>
+          </w:p>
+        </w:tc>
+        <w:tc>
+          <w:tcPr>
+            <w:tcW w:w="3120" w:type="dxa"/>
+          </w:tcPr>
+          <w:p>
+            <w:pPr>
+              <w:pStyle w:val="Compact"/>
+              <w:jc w:val="right"/>
+            </w:pPr>
+            <w:r>
+              <w:t xml:space="preserve">4,800</w:t>
+            </w:r>
+          </w:p>
+        </w:tc>
+        <w:tc>
+          <w:tcPr>
+            <w:tcW w:w="3120" w:type="dxa"/>
+          </w:tcPr>
+          <w:p>
+            <w:pPr>
+              <w:pStyle w:val="Compact"/>
+              <w:jc w:val="right"/>
+            </w:pPr>
+            <w:r>
+              <w:t xml:space="preserve">15.9</w:t>
             </w:r>
           </w:p>
         </w:tc>
       </w:tr>
     </w:tbl>
     <w:p>
-      <w:pPr>
-        <w:pStyle w:val="ImageCaption"/>
-      </w:pPr>
       <w:r>
-        <w:t xml:space="preserve">Image Caption</w:t>
-      </w:r>
-    </w:p>
-    <w:p>
-      <w:pPr>
-        <w:pStyle w:val="DefinitionTerm"/>
-      </w:pPr>
-      <w:r>
-        <w:t xml:space="preserve">DefinitionTerm</w:t>
-      </w:r>
-    </w:p>
-    <w:p>
-      <w:pPr>
-        <w:pStyle w:val="Definition"/>
-      </w:pPr>
-      <w:r>
-        <w:t xml:space="preserve">Definition</w:t>
-      </w:r>
-    </w:p>
-    <w:p>
-      <w:pPr>
-        <w:pStyle w:val="DefinitionTerm"/>
-      </w:pPr>
-      <w:r>
-        <w:t xml:space="preserve">DefinitionTerm</w:t>
-      </w:r>
-    </w:p>
-    <w:p>
-      <w:pPr>
-        <w:pStyle w:val="Definition"/>
-      </w:pPr>
-      <w:r>
-        <w:t xml:space="preserve">Definition</w:t>
+        <w:t xml:space="preserve">Number table captions with a SEQ field the same way (this one is live). Table cells use the “Compact” style; numeric columns are right-aligned and render with tabular figures.</w:t>
       </w:r>
     </w:p>
     <w:sectPr>
@@ -322,7 +321,7 @@
         <w:numRestart w:val="eachSect"/>
       </w:footnotePr>
       <w:pgSz w:w="12240" w:h="15840"/>
-      <w:pgMar w:top="1440" w:right="1440" w:bottom="1440" w:left="1440" w:header="720" w:footer="720" w:gutter="0"/>
+      <w:pgMar w:top="1440" w:right="1440" w:bottom="1800" w:left="1440" w:header="720" w:footer="720" w:gutter="0"/>
       <w:cols w:space="720"/>
       <w:docGrid w:linePitch="360"/>
     </w:sectPr>
@@ -2754,19 +2753,20 @@
 </file>
 
 <file path=word/styles.xml><?xml version="1.0" encoding="utf-8"?>
-<w:styles xmlns:mc="http://schemas.openxmlformats.org/markup-compatibility/2006" xmlns:w="http://schemas.openxmlformats.org/wordprocessingml/2006/main" xmlns:w14="http://schemas.microsoft.com/office/word/2010/wordml" mc:Ignorable="w14 w15 w16se w16cid w16 w16cex w16sdtdh w16sdtfl w16du">
+<w:styles xmlns:mc="http://schemas.openxmlformats.org/markup-compatibility/2006" xmlns:w="http://schemas.openxmlformats.org/wordprocessingml/2006/main" xmlns:w14="http://schemas.microsoft.com/office/word/2010/wordml" xmlns:w15="http://schemas.microsoft.com/office/word/2012/wordml" xmlns:w16se="http://schemas.microsoft.com/office/word/2015/wordml/symex" xmlns:w16cid="http://schemas.microsoft.com/office/word/2016/wordml/cid" xmlns:w16="http://schemas.microsoft.com/office/word/2018/wordml" xmlns:w16cex="http://schemas.microsoft.com/office/word/2018/wordml/cex" xmlns:w16sdtdh="http://schemas.microsoft.com/office/word/2020/wordml/sdtdatahash" xmlns:w16sdtfl="http://schemas.microsoft.com/office/word/2024/wordml/sdtformatlock" xmlns:w16du="http://schemas.microsoft.com/office/word/2023/wordml/word16du" mc:Ignorable="w14 w15 w16se w16cid w16 w16cex w16sdtdh w16sdtfl w16du">
   <w:docDefaults>
     <w:rPrDefault>
       <w:rPr>
-        <w:rFonts w:ascii="Source Sans 3" w:hAnsi="Source Sans 3" w:eastAsia="Source Sans 3" w:cs="Source Sans 3"/>
-        <w:sz w:val="22"/>
-        <w:szCs w:val="22"/>
-        <w:color w:val="333333"/>
+        <w:rFonts w:ascii="Inter" w:hAnsi="Inter" w:eastAsia="Inter" w:cs="Inter"/>
+        <w:color w:val="2C2823"/>
+        <w:sz w:val="24"/>
+        <w:szCs w:val="24"/>
+        <w14:numSpacing w14:val="tabular"/>
       </w:rPr>
     </w:rPrDefault>
     <w:pPrDefault>
       <w:pPr>
-        <w:spacing w:after="120" w:line="300" w:lineRule="auto"/>
+        <w:spacing w:after="120" w:line="384" w:lineRule="auto"/>
         <w:jc w:val="both"/>
       </w:pPr>
     </w:pPrDefault>
@@ -3151,17 +3151,17 @@
   </w:latentStyles>
   <w:style w:type="paragraph" w:default="1" w:styleId="Normal">
     <w:name w:val="Normal"/>
+    <w:uiPriority w:val="1"/>
     <w:qFormat/>
     <w:rsid w:val="00F4040D"/>
     <w:pPr>
-      <w:spacing w:before="100" w:beforeAutospacing="1" w:after="120" w:afterAutospacing="1" w:line="240" w:lineRule="auto"/>
-      <w:jc w:val="both"/>
+      <w:spacing w:after="120"/>
     </w:pPr>
     <w:rPr>
-      <w:rFonts w:ascii="Source Sans 3" w:hAnsi="Source Sans 3" w:eastAsia="Source Sans 3" w:cs="Source Sans 3"/>
-      <w:sz w:val="22"/>
-      <w:szCs w:val="22"/>
-      <w:color w:val="333333"/>
+      <w:rFonts w:ascii="Inter" w:hAnsi="Inter" w:eastAsia="Inter" w:cs="Inter"/>
+      <w:color w:val="2C2823"/>
+      <w:sz w:val="24"/>
+      <w:szCs w:val="24"/>
     </w:rPr>
   </w:style>
   <w:style w:type="paragraph" w:styleId="Heading1">
@@ -3173,19 +3173,20 @@
     <w:qFormat/>
     <w:rsid w:val="003113FB"/>
     <w:pPr>
-      <w:pageBreakBefore/>
       <w:keepNext/>
       <w:keepLines/>
-      <w:spacing w:before="480" w:after="120"/>
+      <w:spacing w:before="480" w:after="160" w:line="259" w:lineRule="auto"/>
+      <w:jc w:val="left"/>
       <w:outlineLvl w:val="0"/>
     </w:pPr>
     <w:rPr>
+      <w:rFonts w:ascii="Source Serif 4" w:hAnsi="Source Serif 4" w:eastAsia="Source Serif 4" w:cs="Source Serif 4"/>
       <w:b/>
       <w:bCs/>
-      <w:rFonts w:ascii="Source Sans 3" w:hAnsi="Source Sans 3" w:eastAsia="Source Sans 3" w:cs="Source Sans 3"/>
-      <w:sz w:val="43"/>
-      <w:szCs w:val="43"/>
-      <w:color w:val="333333"/>
+      <w:color w:val="1A1714"/>
+      <w:spacing w:val="-12"/>
+      <w:sz w:val="68"/>
+      <w:szCs w:val="68"/>
     </w:rPr>
   </w:style>
   <w:style w:type="paragraph" w:styleId="Heading2">
@@ -3194,22 +3195,23 @@
     <w:next w:val="Normal"/>
     <w:link w:val="Heading2Char"/>
     <w:uiPriority w:val="9"/>
-    <w:unhideWhenUsed/>
     <w:qFormat/>
     <w:rsid w:val="003113FB"/>
     <w:pPr>
       <w:keepNext/>
       <w:keepLines/>
-      <w:spacing w:before="360" w:after="120"/>
+      <w:spacing w:before="560" w:after="160" w:line="288" w:lineRule="auto"/>
+      <w:jc w:val="left"/>
       <w:outlineLvl w:val="1"/>
     </w:pPr>
     <w:rPr>
+      <w:rFonts w:ascii="Source Serif 4" w:hAnsi="Source Serif 4" w:eastAsia="Source Serif 4" w:cs="Source Serif 4"/>
       <w:b/>
       <w:bCs/>
-      <w:rFonts w:ascii="Source Sans 3" w:hAnsi="Source Sans 3" w:eastAsia="Source Sans 3" w:cs="Source Sans 3"/>
-      <w:sz w:val="34"/>
-      <w:szCs w:val="34"/>
-      <w:color w:val="333333"/>
+      <w:color w:val="1A1714"/>
+      <w:spacing w:val="-4"/>
+      <w:sz w:val="40"/>
+      <w:szCs w:val="40"/>
     </w:rPr>
   </w:style>
   <w:style w:type="paragraph" w:styleId="Heading3">
@@ -3218,22 +3220,22 @@
     <w:next w:val="Normal"/>
     <w:link w:val="Heading3Char"/>
     <w:uiPriority w:val="9"/>
-    <w:unhideWhenUsed/>
     <w:qFormat/>
     <w:rsid w:val="003113FB"/>
     <w:pPr>
       <w:keepNext/>
       <w:keepLines/>
-      <w:spacing w:before="240" w:after="120"/>
+      <w:spacing w:before="280" w:after="160" w:line="312" w:lineRule="auto"/>
+      <w:jc w:val="left"/>
       <w:outlineLvl w:val="2"/>
     </w:pPr>
     <w:rPr>
+      <w:rFonts w:ascii="Source Serif 4" w:hAnsi="Source Serif 4" w:eastAsia="Source Serif 4" w:cs="Source Serif 4"/>
       <w:b/>
       <w:bCs/>
-      <w:rFonts w:ascii="Source Sans 3" w:hAnsi="Source Sans 3" w:eastAsia="Source Sans 3" w:cs="Source Sans 3"/>
-      <w:sz w:val="28"/>
-      <w:szCs w:val="28"/>
-      <w:color w:val="333333"/>
+      <w:color w:val="1A1714"/>
+      <w:sz w:val="32"/>
+      <w:szCs w:val="32"/>
     </w:rPr>
   </w:style>
   <w:style w:type="paragraph" w:styleId="Heading4">
@@ -3242,22 +3244,21 @@
     <w:next w:val="Normal"/>
     <w:link w:val="Heading4Char"/>
     <w:uiPriority w:val="9"/>
-    <w:unhideWhenUsed/>
-    <w:qFormat/>
     <w:rsid w:val="00B04F2E"/>
     <w:pPr>
       <w:keepNext/>
       <w:keepLines/>
       <w:spacing w:before="240" w:after="120"/>
+      <w:jc w:val="left"/>
       <w:outlineLvl w:val="3"/>
     </w:pPr>
     <w:rPr>
+      <w:rFonts w:ascii="Inter" w:hAnsi="Inter" w:eastAsia="Inter" w:cs="Inter"/>
       <w:b/>
       <w:bCs/>
-      <w:rFonts w:ascii="Source Sans 3" w:hAnsi="Source Sans 3" w:eastAsia="Source Sans 3" w:cs="Source Sans 3"/>
-      <w:sz w:val="22"/>
-      <w:szCs w:val="22"/>
-      <w:color w:val="333333"/>
+      <w:color w:val="4F4A42"/>
+      <w:sz w:val="24"/>
+      <w:szCs w:val="24"/>
     </w:rPr>
   </w:style>
   <w:style w:type="paragraph" w:styleId="Heading5">
@@ -3266,21 +3267,19 @@
     <w:next w:val="Normal"/>
     <w:link w:val="Heading5Char"/>
     <w:uiPriority w:val="9"/>
-    <w:semiHidden/>
-    <w:unhideWhenUsed/>
-    <w:qFormat/>
     <w:rsid w:val="00B04F2E"/>
     <w:pPr>
       <w:keepNext/>
       <w:keepLines/>
       <w:spacing w:before="240" w:after="120"/>
+      <w:jc w:val="left"/>
       <w:outlineLvl w:val="4"/>
     </w:pPr>
     <w:rPr>
-      <w:rFonts w:ascii="Source Sans 3" w:hAnsi="Source Sans 3" w:eastAsia="Source Sans 3" w:cs="Source Sans 3"/>
-      <w:sz w:val="22"/>
-      <w:szCs w:val="22"/>
-      <w:color w:val="7c7c7c"/>
+      <w:rFonts w:ascii="Inter" w:hAnsi="Inter" w:eastAsia="Inter" w:cs="Inter"/>
+      <w:color w:val="4F4A42"/>
+      <w:sz w:val="24"/>
+      <w:szCs w:val="24"/>
     </w:rPr>
   </w:style>
   <w:style w:type="paragraph" w:styleId="Heading6">
@@ -3289,23 +3288,21 @@
     <w:next w:val="Normal"/>
     <w:link w:val="Heading6Char"/>
     <w:uiPriority w:val="9"/>
-    <w:semiHidden/>
-    <w:unhideWhenUsed/>
-    <w:qFormat/>
     <w:rsid w:val="00B04F2E"/>
     <w:pPr>
       <w:keepNext/>
       <w:keepLines/>
       <w:spacing w:before="240" w:after="120"/>
+      <w:jc w:val="left"/>
       <w:outlineLvl w:val="5"/>
     </w:pPr>
     <w:rPr>
+      <w:rFonts w:ascii="Inter" w:hAnsi="Inter" w:eastAsia="Inter" w:cs="Inter"/>
       <w:i/>
       <w:iCs/>
-      <w:rFonts w:ascii="Source Sans 3" w:hAnsi="Source Sans 3" w:eastAsia="Source Sans 3" w:cs="Source Sans 3"/>
-      <w:sz w:val="22"/>
-      <w:szCs w:val="22"/>
-      <w:color w:val="7c7c7c"/>
+      <w:color w:val="4F4A42"/>
+      <w:sz w:val="24"/>
+      <w:szCs w:val="24"/>
     </w:rPr>
   </w:style>
   <w:style w:type="paragraph" w:styleId="Heading7">
@@ -3318,15 +3315,13 @@
     <w:unhideWhenUsed/>
     <w:qFormat/>
     <w:rsid w:val="00B04F2E"/>
-    <w:pPr>
-      <w:keepNext/>
-      <w:keepLines/>
-      <w:spacing w:before="40" w:after="0"/>
-      <w:outlineLvl w:val="6"/>
-    </w:pPr>
-    <w:rPr>
-      <w:rFonts w:eastAsiaTheme="majorEastAsia" w:cstheme="majorBidi"/>
-      <w:color w:val="595959" w:themeColor="text1" w:themeTint="A6"/>
+    <w:rPr>
+      <w:rFonts w:ascii="Inter" w:hAnsi="Inter" w:eastAsia="Inter" w:cs="Inter"/>
+      <w:i/>
+      <w:iCs/>
+      <w:color w:val="4F4A42"/>
+      <w:sz w:val="24"/>
+      <w:szCs w:val="24"/>
     </w:rPr>
   </w:style>
   <w:style w:type="paragraph" w:styleId="Heading8">
@@ -3339,17 +3334,11 @@
     <w:unhideWhenUsed/>
     <w:qFormat/>
     <w:rsid w:val="00B04F2E"/>
-    <w:pPr>
-      <w:keepNext/>
-      <w:keepLines/>
-      <w:spacing w:after="0"/>
-      <w:outlineLvl w:val="7"/>
-    </w:pPr>
-    <w:rPr>
-      <w:rFonts w:eastAsiaTheme="majorEastAsia" w:cstheme="majorBidi"/>
-      <w:i/>
-      <w:iCs/>
-      <w:color w:val="272727" w:themeColor="text1" w:themeTint="D8"/>
+    <w:rPr>
+      <w:rFonts w:ascii="Inter" w:hAnsi="Inter" w:eastAsia="Inter" w:cs="Inter"/>
+      <w:color w:val="4F4A42"/>
+      <w:sz w:val="24"/>
+      <w:szCs w:val="24"/>
     </w:rPr>
   </w:style>
   <w:style w:type="paragraph" w:styleId="Heading9">
@@ -3362,15 +3351,11 @@
     <w:unhideWhenUsed/>
     <w:qFormat/>
     <w:rsid w:val="00B04F2E"/>
-    <w:pPr>
-      <w:keepNext/>
-      <w:keepLines/>
-      <w:spacing w:after="0"/>
-      <w:outlineLvl w:val="8"/>
-    </w:pPr>
-    <w:rPr>
-      <w:rFonts w:eastAsiaTheme="majorEastAsia" w:cstheme="majorBidi"/>
-      <w:color w:val="272727" w:themeColor="text1" w:themeTint="D8"/>
+    <w:rPr>
+      <w:rFonts w:ascii="Inter" w:hAnsi="Inter" w:eastAsia="Inter" w:cs="Inter"/>
+      <w:color w:val="4F4A42"/>
+      <w:sz w:val="24"/>
+      <w:szCs w:val="24"/>
     </w:rPr>
   </w:style>
   <w:style w:type="character" w:default="1" w:styleId="DefaultParagraphFont">
@@ -3405,54 +3390,50 @@
     <w:basedOn w:val="DefaultParagraphFont"/>
     <w:link w:val="Heading1"/>
     <w:uiPriority w:val="9"/>
+    <w:qFormat/>
     <w:rsid w:val="003113FB"/>
     <w:rPr>
+      <w:rFonts w:ascii="Source Serif 4" w:hAnsi="Source Serif 4" w:eastAsia="Source Serif 4" w:cs="Source Serif 4"/>
       <w:b/>
       <w:bCs/>
-      <w:rFonts w:ascii="Source Sans 3" w:hAnsi="Source Sans 3" w:eastAsia="Source Sans 3" w:cs="Source Sans 3"/>
-      <w:sz w:val="43"/>
-      <w:szCs w:val="43"/>
-      <w:color w:val="333333"/>
-    </w:rPr>
-    <w:pPr>
-      <w:spacing w:before="480" w:after="120"/>
-    </w:pPr>
+      <w:color w:val="1A1714"/>
+      <w:spacing w:val="-12"/>
+      <w:sz w:val="68"/>
+      <w:szCs w:val="68"/>
+    </w:rPr>
   </w:style>
   <w:style w:type="character" w:customStyle="1" w:styleId="Heading2Char">
     <w:name w:val="Heading 2 Char"/>
     <w:basedOn w:val="DefaultParagraphFont"/>
     <w:link w:val="Heading2"/>
     <w:uiPriority w:val="9"/>
+    <w:qFormat/>
     <w:rsid w:val="003113FB"/>
     <w:rPr>
+      <w:rFonts w:ascii="Source Serif 4" w:hAnsi="Source Serif 4" w:eastAsia="Source Serif 4" w:cs="Source Serif 4"/>
       <w:b/>
       <w:bCs/>
-      <w:rFonts w:ascii="Source Sans 3" w:hAnsi="Source Sans 3" w:eastAsia="Source Sans 3" w:cs="Source Sans 3"/>
-      <w:sz w:val="34"/>
-      <w:szCs w:val="34"/>
-      <w:color w:val="333333"/>
-    </w:rPr>
-    <w:pPr>
-      <w:spacing w:before="360" w:after="120"/>
-    </w:pPr>
+      <w:color w:val="1A1714"/>
+      <w:spacing w:val="-4"/>
+      <w:sz w:val="40"/>
+      <w:szCs w:val="40"/>
+    </w:rPr>
   </w:style>
   <w:style w:type="character" w:customStyle="1" w:styleId="Heading3Char">
     <w:name w:val="Heading 3 Char"/>
     <w:basedOn w:val="DefaultParagraphFont"/>
     <w:link w:val="Heading3"/>
     <w:uiPriority w:val="9"/>
+    <w:qFormat/>
     <w:rsid w:val="003113FB"/>
     <w:rPr>
+      <w:rFonts w:ascii="Source Serif 4" w:hAnsi="Source Serif 4" w:eastAsia="Source Serif 4" w:cs="Source Serif 4"/>
       <w:b/>
       <w:bCs/>
-      <w:rFonts w:ascii="Source Sans 3" w:hAnsi="Source Sans 3" w:eastAsia="Source Sans 3" w:cs="Source Sans 3"/>
-      <w:sz w:val="28"/>
-      <w:szCs w:val="28"/>
-      <w:color w:val="333333"/>
-    </w:rPr>
-    <w:pPr>
-      <w:spacing w:before="240" w:after="120"/>
-    </w:pPr>
+      <w:color w:val="1A1714"/>
+      <w:sz w:val="32"/>
+      <w:szCs w:val="32"/>
+    </w:rPr>
   </w:style>
   <w:style w:type="character" w:customStyle="1" w:styleId="Heading4Char">
     <w:name w:val="Heading 4 Char"/>
@@ -3461,52 +3442,41 @@
     <w:uiPriority w:val="9"/>
     <w:rsid w:val="00B04F2E"/>
     <w:rPr>
+      <w:rFonts w:ascii="Inter" w:hAnsi="Inter" w:eastAsia="Inter" w:cs="Inter"/>
       <w:b/>
       <w:bCs/>
-      <w:rFonts w:ascii="Source Sans 3" w:hAnsi="Source Sans 3" w:eastAsia="Source Sans 3" w:cs="Source Sans 3"/>
-      <w:sz w:val="22"/>
-      <w:szCs w:val="22"/>
-      <w:color w:val="333333"/>
-    </w:rPr>
-    <w:pPr>
-      <w:spacing w:before="240" w:after="120"/>
-    </w:pPr>
+      <w:color w:val="4F4A42"/>
+      <w:sz w:val="24"/>
+      <w:szCs w:val="24"/>
+    </w:rPr>
   </w:style>
   <w:style w:type="character" w:customStyle="1" w:styleId="Heading5Char">
     <w:name w:val="Heading 5 Char"/>
     <w:basedOn w:val="DefaultParagraphFont"/>
     <w:link w:val="Heading5"/>
     <w:uiPriority w:val="9"/>
-    <w:semiHidden/>
     <w:rsid w:val="00B04F2E"/>
     <w:rPr>
-      <w:rFonts w:ascii="Source Sans 3" w:hAnsi="Source Sans 3" w:eastAsia="Source Sans 3" w:cs="Source Sans 3"/>
-      <w:sz w:val="22"/>
-      <w:szCs w:val="22"/>
-      <w:color w:val="7c7c7c"/>
-    </w:rPr>
-    <w:pPr>
-      <w:spacing w:before="240" w:after="120"/>
-    </w:pPr>
+      <w:rFonts w:ascii="Inter" w:hAnsi="Inter" w:eastAsia="Inter" w:cs="Inter"/>
+      <w:color w:val="4F4A42"/>
+      <w:sz w:val="24"/>
+      <w:szCs w:val="24"/>
+    </w:rPr>
   </w:style>
   <w:style w:type="character" w:customStyle="1" w:styleId="Heading6Char">
     <w:name w:val="Heading 6 Char"/>
     <w:basedOn w:val="DefaultParagraphFont"/>
     <w:link w:val="Heading6"/>
     <w:uiPriority w:val="9"/>
-    <w:semiHidden/>
     <w:rsid w:val="00B04F2E"/>
     <w:rPr>
+      <w:rFonts w:ascii="Inter" w:hAnsi="Inter" w:eastAsia="Inter" w:cs="Inter"/>
       <w:i/>
       <w:iCs/>
-      <w:rFonts w:ascii="Source Sans 3" w:hAnsi="Source Sans 3" w:eastAsia="Source Sans 3" w:cs="Source Sans 3"/>
-      <w:sz w:val="22"/>
-      <w:szCs w:val="22"/>
-      <w:color w:val="7c7c7c"/>
-    </w:rPr>
-    <w:pPr>
-      <w:spacing w:before="240" w:after="120"/>
-    </w:pPr>
+      <w:color w:val="4F4A42"/>
+      <w:sz w:val="24"/>
+      <w:szCs w:val="24"/>
+    </w:rPr>
   </w:style>
   <w:style w:type="character" w:customStyle="1" w:styleId="Heading7Char">
     <w:name w:val="Heading 7 Char"/>
@@ -3516,8 +3486,12 @@
     <w:semiHidden/>
     <w:rsid w:val="00B04F2E"/>
     <w:rPr>
-      <w:rFonts w:eastAsiaTheme="majorEastAsia" w:cstheme="majorBidi"/>
-      <w:color w:val="595959" w:themeColor="text1" w:themeTint="A6"/>
+      <w:rFonts w:ascii="Inter" w:hAnsi="Inter" w:eastAsia="Inter" w:cs="Inter"/>
+      <w:i/>
+      <w:iCs/>
+      <w:color w:val="4F4A42"/>
+      <w:sz w:val="24"/>
+      <w:szCs w:val="24"/>
     </w:rPr>
   </w:style>
   <w:style w:type="character" w:customStyle="1" w:styleId="Heading8Char">
@@ -3528,10 +3502,10 @@
     <w:semiHidden/>
     <w:rsid w:val="00B04F2E"/>
     <w:rPr>
-      <w:rFonts w:eastAsiaTheme="majorEastAsia" w:cstheme="majorBidi"/>
-      <w:i/>
-      <w:iCs/>
-      <w:color w:val="272727" w:themeColor="text1" w:themeTint="D8"/>
+      <w:rFonts w:ascii="Inter" w:hAnsi="Inter" w:eastAsia="Inter" w:cs="Inter"/>
+      <w:color w:val="4F4A42"/>
+      <w:sz w:val="24"/>
+      <w:szCs w:val="24"/>
     </w:rPr>
   </w:style>
   <w:style w:type="character" w:customStyle="1" w:styleId="Heading9Char">
@@ -3542,8 +3516,10 @@
     <w:semiHidden/>
     <w:rsid w:val="00B04F2E"/>
     <w:rPr>
-      <w:rFonts w:eastAsiaTheme="majorEastAsia" w:cstheme="majorBidi"/>
-      <w:color w:val="272727" w:themeColor="text1" w:themeTint="D8"/>
+      <w:rFonts w:ascii="Inter" w:hAnsi="Inter" w:eastAsia="Inter" w:cs="Inter"/>
+      <w:color w:val="4F4A42"/>
+      <w:sz w:val="24"/>
+      <w:szCs w:val="24"/>
     </w:rPr>
   </w:style>
   <w:style w:type="paragraph" w:styleId="Title">
@@ -3555,16 +3531,18 @@
     <w:qFormat/>
     <w:rsid w:val="003113FB"/>
     <w:pPr>
-      <w:spacing w:after="120" w:line="276" w:lineRule="auto"/>
-      <w:jc w:val="center"/>
+      <w:pBdr>
+        <w:bottom w:val="single" w:sz="24" w:space="16" w:color="1A5A8E"/>
+      </w:pBdr>
+      <w:spacing w:after="240" w:line="288" w:lineRule="auto"/>
+      <w:jc w:val="left"/>
     </w:pPr>
     <w:rPr>
-      <w:b/>
-      <w:bCs/>
-      <w:rFonts w:ascii="Source Sans 3" w:hAnsi="Source Sans 3" w:eastAsia="Source Sans 3" w:cs="Source Sans 3"/>
-      <w:sz w:val="52"/>
-      <w:szCs w:val="52"/>
-      <w:color w:val="333333"/>
+      <w:rFonts w:ascii="Source Serif 4" w:hAnsi="Source Serif 4" w:eastAsia="Source Serif 4" w:cs="Source Serif 4"/>
+      <w:color w:val="1A1714"/>
+      <w:spacing w:val="-28"/>
+      <w:sz w:val="112"/>
+      <w:szCs w:val="112"/>
     </w:rPr>
   </w:style>
   <w:style w:type="character" w:customStyle="1" w:styleId="TitleChar">
@@ -3572,18 +3550,15 @@
     <w:basedOn w:val="DefaultParagraphFont"/>
     <w:link w:val="Title"/>
     <w:uiPriority w:val="10"/>
+    <w:qFormat/>
     <w:rsid w:val="003113FB"/>
     <w:rPr>
-      <w:b/>
-      <w:bCs/>
-      <w:rFonts w:ascii="Source Sans 3" w:hAnsi="Source Sans 3" w:eastAsia="Source Sans 3" w:cs="Source Sans 3"/>
-      <w:sz w:val="52"/>
-      <w:szCs w:val="52"/>
-      <w:color w:val="333333"/>
-    </w:rPr>
-    <w:pPr>
-      <w:spacing w:after="120"/>
-    </w:pPr>
+      <w:rFonts w:ascii="Source Serif 4" w:hAnsi="Source Serif 4" w:eastAsia="Source Serif 4" w:cs="Source Serif 4"/>
+      <w:color w:val="1A1714"/>
+      <w:spacing w:val="-28"/>
+      <w:sz w:val="112"/>
+      <w:szCs w:val="112"/>
+    </w:rPr>
   </w:style>
   <w:style w:type="paragraph" w:styleId="Subtitle">
     <w:name w:val="Subtitle"/>
@@ -3594,14 +3569,14 @@
     <w:qFormat/>
     <w:rsid w:val="003113FB"/>
     <w:pPr>
-      <w:spacing w:after="240"/>
-      <w:jc w:val="center"/>
+      <w:spacing w:after="240" w:line="336" w:lineRule="auto"/>
+      <w:jc w:val="left"/>
     </w:pPr>
     <w:rPr>
-      <w:rFonts w:ascii="Source Sans 3" w:hAnsi="Source Sans 3" w:eastAsia="Source Sans 3" w:cs="Source Sans 3"/>
-      <w:sz w:val="32"/>
-      <w:szCs w:val="32"/>
-      <w:color w:val="7c7c7c"/>
+      <w:rFonts w:ascii="Source Serif 4" w:hAnsi="Source Serif 4" w:eastAsia="Source Serif 4" w:cs="Source Serif 4"/>
+      <w:color w:val="2C2823"/>
+      <w:sz w:val="34"/>
+      <w:szCs w:val="34"/>
     </w:rPr>
   </w:style>
   <w:style w:type="character" w:customStyle="1" w:styleId="SubtitleChar">
@@ -3609,16 +3584,14 @@
     <w:basedOn w:val="DefaultParagraphFont"/>
     <w:link w:val="Subtitle"/>
     <w:uiPriority w:val="11"/>
+    <w:qFormat/>
     <w:rsid w:val="003113FB"/>
     <w:rPr>
-      <w:rFonts w:ascii="Source Sans 3" w:hAnsi="Source Sans 3" w:eastAsia="Source Sans 3" w:cs="Source Sans 3"/>
-      <w:sz w:val="32"/>
-      <w:szCs w:val="32"/>
-      <w:color w:val="7c7c7c"/>
-    </w:rPr>
-    <w:pPr>
-      <w:spacing w:after="240"/>
-    </w:pPr>
+      <w:rFonts w:ascii="Source Serif 4" w:hAnsi="Source Serif 4" w:eastAsia="Source Serif 4" w:cs="Source Serif 4"/>
+      <w:color w:val="2C2823"/>
+      <w:sz w:val="34"/>
+      <w:szCs w:val="34"/>
+    </w:rPr>
   </w:style>
   <w:style w:type="paragraph" w:styleId="Quote">
     <w:name w:val="Quote"/>
@@ -3629,16 +3602,17 @@
     <w:qFormat/>
     <w:rsid w:val="00B04F2E"/>
     <w:pPr>
-      <w:spacing w:after="120" w:before="120"/>
+      <w:spacing w:before="120" w:after="120"/>
       <w:ind w:left="360" w:right="360"/>
+      <w:jc w:val="left"/>
     </w:pPr>
     <w:rPr>
+      <w:rFonts w:ascii="Source Serif 4" w:hAnsi="Source Serif 4" w:eastAsia="Source Serif 4" w:cs="Source Serif 4"/>
       <w:i/>
       <w:iCs/>
-      <w:rFonts w:ascii="Source Sans 3" w:hAnsi="Source Sans 3" w:eastAsia="Source Sans 3" w:cs="Source Sans 3"/>
-      <w:sz w:val="22"/>
-      <w:szCs w:val="22"/>
-      <w:color w:val="7c7c7c"/>
+      <w:color w:val="2C2823"/>
+      <w:sz w:val="28"/>
+      <w:szCs w:val="28"/>
     </w:rPr>
   </w:style>
   <w:style w:type="character" w:customStyle="1" w:styleId="QuoteChar">
@@ -3648,16 +3622,13 @@
     <w:uiPriority w:val="29"/>
     <w:rsid w:val="00B04F2E"/>
     <w:rPr>
+      <w:rFonts w:ascii="Source Serif 4" w:hAnsi="Source Serif 4" w:eastAsia="Source Serif 4" w:cs="Source Serif 4"/>
       <w:i/>
       <w:iCs/>
-      <w:rFonts w:ascii="Source Sans 3" w:hAnsi="Source Sans 3" w:eastAsia="Source Sans 3" w:cs="Source Sans 3"/>
-      <w:sz w:val="22"/>
-      <w:szCs w:val="22"/>
-      <w:color w:val="7c7c7c"/>
-    </w:rPr>
-    <w:pPr>
-      <w:spacing w:before="120" w:after="120"/>
-    </w:pPr>
+      <w:color w:val="2C2823"/>
+      <w:sz w:val="28"/>
+      <w:szCs w:val="28"/>
+    </w:rPr>
   </w:style>
   <w:style w:type="paragraph" w:styleId="ListParagraph">
     <w:name w:val="List Paragraph"/>
@@ -3665,10 +3636,12 @@
     <w:uiPriority w:val="34"/>
     <w:qFormat/>
     <w:rsid w:val="00B04F2E"/>
-    <w:pPr>
-      <w:ind w:left="720"/>
-      <w:contextualSpacing/>
-    </w:pPr>
+    <w:rPr>
+      <w:rFonts w:ascii="Inter" w:hAnsi="Inter" w:eastAsia="Inter" w:cs="Inter"/>
+      <w:color w:val="2C2823"/>
+      <w:sz w:val="24"/>
+      <w:szCs w:val="24"/>
+    </w:rPr>
   </w:style>
   <w:style w:type="character" w:styleId="IntenseEmphasis">
     <w:name w:val="Intense Emphasis"/>
@@ -3676,10 +3649,10 @@
     <w:qFormat/>
     <w:rsid w:val="003113FB"/>
     <w:rPr>
-      <w:rFonts w:ascii="Garamond" w:hAnsi="Garamond"/>
+      <w:rFonts w:ascii="Inter" w:hAnsi="Inter" w:eastAsia="Inter" w:cs="Inter"/>
       <w:i/>
       <w:iCs/>
-      <w:u w:val="single"/>
+      <w:color w:val="1A5A8E"/>
     </w:rPr>
   </w:style>
   <w:style w:type="paragraph" w:styleId="IntenseQuote">
@@ -3691,21 +3664,15 @@
     <w:qFormat/>
     <w:rsid w:val="00B04F2E"/>
     <w:pPr>
-      <w:pBdr>
-        <w:top w:val="single" w:sz="4" w:space="10" w:color="0F4761" w:themeColor="accent1" w:themeShade="BF"/>
-        <w:bottom w:val="single" w:sz="4" w:space="10" w:color="0F4761" w:themeColor="accent1" w:themeShade="BF"/>
-      </w:pBdr>
       <w:spacing w:before="120" w:after="120"/>
-      <w:ind w:left="864" w:right="864"/>
-      <w:jc w:val="center"/>
+      <w:ind w:left="360" w:right="360"/>
+      <w:jc w:val="left"/>
     </w:pPr>
     <w:rPr>
-      <w:i/>
-      <w:iCs/>
-      <w:rFonts w:ascii="Source Sans 3" w:hAnsi="Source Sans 3" w:eastAsia="Source Sans 3" w:cs="Source Sans 3"/>
-      <w:sz w:val="22"/>
-      <w:szCs w:val="22"/>
-      <w:color w:val="266798"/>
+      <w:rFonts w:ascii="Source Serif 4" w:hAnsi="Source Serif 4" w:eastAsia="Source Serif 4" w:cs="Source Serif 4"/>
+      <w:color w:val="1A5A8E"/>
+      <w:sz w:val="34"/>
+      <w:szCs w:val="34"/>
     </w:rPr>
   </w:style>
   <w:style w:type="character" w:customStyle="1" w:styleId="IntenseQuoteChar">
@@ -3715,16 +3682,11 @@
     <w:uiPriority w:val="30"/>
     <w:rsid w:val="00B04F2E"/>
     <w:rPr>
-      <w:i/>
-      <w:iCs/>
-      <w:rFonts w:ascii="Source Sans 3" w:hAnsi="Source Sans 3" w:eastAsia="Source Sans 3" w:cs="Source Sans 3"/>
-      <w:sz w:val="22"/>
-      <w:szCs w:val="22"/>
-      <w:color w:val="266798"/>
-    </w:rPr>
-    <w:pPr>
-      <w:spacing w:before="120" w:after="120"/>
-    </w:pPr>
+      <w:rFonts w:ascii="Source Serif 4" w:hAnsi="Source Serif 4" w:eastAsia="Source Serif 4" w:cs="Source Serif 4"/>
+      <w:color w:val="1A5A8E"/>
+      <w:sz w:val="34"/>
+      <w:szCs w:val="34"/>
+    </w:rPr>
   </w:style>
   <w:style w:type="character" w:styleId="IntenseReference">
     <w:name w:val="Intense Reference"/>
@@ -3733,11 +3695,10 @@
     <w:qFormat/>
     <w:rsid w:val="00B04F2E"/>
     <w:rPr>
+      <w:rFonts w:ascii="Inter" w:hAnsi="Inter" w:eastAsia="Inter" w:cs="Inter"/>
       <w:b/>
       <w:bCs/>
-      <w:smallCaps/>
-      <w:color w:val="0F4761" w:themeColor="accent1" w:themeShade="BF"/>
-      <w:spacing w:val="5"/>
+      <w:color w:val="1A5A8E"/>
     </w:rPr>
   </w:style>
   <w:style w:type="paragraph" w:styleId="Header">
@@ -3747,18 +3708,13 @@
     <w:uiPriority w:val="99"/>
     <w:unhideWhenUsed/>
     <w:rsid w:val="00DB29D9"/>
-    <w:pPr>
-      <w:tabs>
-        <w:tab w:val="center" w:pos="4680"/>
-        <w:tab w:val="right" w:pos="9360"/>
-      </w:tabs>
-      <w:spacing w:after="0"/>
-    </w:pPr>
-    <w:rPr>
-      <w:rFonts w:ascii="JetBrains Mono" w:hAnsi="JetBrains Mono" w:eastAsia="JetBrains Mono" w:cs="JetBrains Mono"/>
-      <w:sz w:val="16"/>
-      <w:szCs w:val="16"/>
-      <w:color w:val="7c7c7c"/>
+    <w:rPr>
+      <w:rFonts w:ascii="Inter" w:hAnsi="Inter" w:eastAsia="Inter" w:cs="Inter"/>
+      <w:caps/>
+      <w:color w:val="4F4A42"/>
+      <w:spacing w:val="29"/>
+      <w:sz w:val="18"/>
+      <w:szCs w:val="18"/>
     </w:rPr>
   </w:style>
   <w:style w:type="character" w:customStyle="1" w:styleId="HeaderChar">
@@ -3767,6 +3723,14 @@
     <w:link w:val="Header"/>
     <w:uiPriority w:val="99"/>
     <w:rsid w:val="00DB29D9"/>
+    <w:rPr>
+      <w:rFonts w:ascii="Inter" w:hAnsi="Inter" w:eastAsia="Inter" w:cs="Inter"/>
+      <w:caps/>
+      <w:color w:val="4F4A42"/>
+      <w:spacing w:val="29"/>
+      <w:sz w:val="18"/>
+      <w:szCs w:val="18"/>
+    </w:rPr>
   </w:style>
   <w:style w:type="paragraph" w:styleId="Footer">
     <w:name w:val="footer"/>
@@ -3775,18 +3739,11 @@
     <w:uiPriority w:val="99"/>
     <w:unhideWhenUsed/>
     <w:rsid w:val="00DB29D9"/>
-    <w:pPr>
-      <w:tabs>
-        <w:tab w:val="center" w:pos="4680"/>
-        <w:tab w:val="right" w:pos="9360"/>
-      </w:tabs>
-      <w:spacing w:after="0"/>
-    </w:pPr>
-    <w:rPr>
-      <w:rFonts w:ascii="JetBrains Mono" w:hAnsi="JetBrains Mono" w:eastAsia="JetBrains Mono" w:cs="JetBrains Mono"/>
-      <w:sz w:val="16"/>
-      <w:szCs w:val="16"/>
-      <w:color w:val="7c7c7c"/>
+    <w:rPr>
+      <w:rFonts w:ascii="Inter" w:hAnsi="Inter" w:eastAsia="Inter" w:cs="Inter"/>
+      <w:color w:val="4F4A42"/>
+      <w:sz w:val="18"/>
+      <w:szCs w:val="18"/>
     </w:rPr>
   </w:style>
   <w:style w:type="character" w:customStyle="1" w:styleId="FooterChar">
@@ -3795,6 +3752,12 @@
     <w:link w:val="Footer"/>
     <w:uiPriority w:val="99"/>
     <w:rsid w:val="00DB29D9"/>
+    <w:rPr>
+      <w:rFonts w:ascii="Inter" w:hAnsi="Inter" w:eastAsia="Inter" w:cs="Inter"/>
+      <w:color w:val="4F4A42"/>
+      <w:sz w:val="18"/>
+      <w:szCs w:val="18"/>
+    </w:rPr>
   </w:style>
   <w:style w:type="character" w:styleId="Strong">
     <w:name w:val="Strong"/>
@@ -3805,6 +3768,7 @@
     <w:rPr>
       <w:b/>
       <w:bCs/>
+      <w:color w:val="1A1714"/>
     </w:rPr>
   </w:style>
   <w:style w:type="character" w:styleId="CommentReference">
@@ -3827,11 +3791,10 @@
     <w:unhideWhenUsed/>
     <w:rsid w:val="00320392"/>
     <w:rPr>
-      <w:rFonts w:eastAsiaTheme="minorEastAsia"/>
-      <w:kern w:val="0"/>
+      <w:rFonts w:ascii="Inter" w:hAnsi="Inter" w:eastAsia="Inter" w:cs="Inter"/>
+      <w:color w:val="2C2823"/>
       <w:sz w:val="20"/>
       <w:szCs w:val="20"/>
-      <w:lang w:eastAsia="ja-JP"/>
     </w:rPr>
   </w:style>
   <w:style w:type="character" w:customStyle="1" w:styleId="CommentTextChar">
@@ -3841,11 +3804,10 @@
     <w:uiPriority w:val="99"/>
     <w:rsid w:val="00320392"/>
     <w:rPr>
-      <w:rFonts w:eastAsiaTheme="minorEastAsia"/>
-      <w:kern w:val="0"/>
+      <w:rFonts w:ascii="Inter" w:hAnsi="Inter" w:eastAsia="Inter" w:cs="Inter"/>
+      <w:color w:val="2C2823"/>
       <w:sz w:val="20"/>
       <w:szCs w:val="20"/>
-      <w:lang w:eastAsia="ja-JP"/>
     </w:rPr>
   </w:style>
   <w:style w:type="paragraph" w:styleId="CommentSubject">
@@ -3858,11 +3820,10 @@
     <w:unhideWhenUsed/>
     <w:rsid w:val="00E02573"/>
     <w:rPr>
-      <w:rFonts w:eastAsiaTheme="minorHAnsi"/>
-      <w:b/>
-      <w:bCs/>
-      <w:kern w:val="2"/>
-      <w:lang w:eastAsia="en-US"/>
+      <w:rFonts w:ascii="Inter" w:hAnsi="Inter" w:eastAsia="Inter" w:cs="Inter"/>
+      <w:color w:val="2C2823"/>
+      <w:sz w:val="20"/>
+      <w:szCs w:val="20"/>
     </w:rPr>
   </w:style>
   <w:style w:type="character" w:customStyle="1" w:styleId="CommentSubjectChar">
@@ -3873,13 +3834,10 @@
     <w:semiHidden/>
     <w:rsid w:val="00E02573"/>
     <w:rPr>
-      <w:rFonts w:eastAsiaTheme="minorEastAsia"/>
-      <w:b/>
-      <w:bCs/>
-      <w:kern w:val="0"/>
+      <w:rFonts w:ascii="Inter" w:hAnsi="Inter" w:eastAsia="Inter" w:cs="Inter"/>
+      <w:color w:val="2C2823"/>
       <w:sz w:val="20"/>
       <w:szCs w:val="20"/>
-      <w:lang w:eastAsia="ja-JP"/>
     </w:rPr>
   </w:style>
   <w:style w:type="table" w:styleId="TableGrid">
@@ -3908,8 +3866,10 @@
     <w:unhideWhenUsed/>
     <w:rsid w:val="00D3025A"/>
     <w:rPr>
-      <w:rFonts w:ascii="Times New Roman" w:eastAsia="Times New Roman" w:hAnsi="Times New Roman" w:cs="Times New Roman"/>
-      <w:kern w:val="0"/>
+      <w:rFonts w:ascii="Inter" w:hAnsi="Inter" w:eastAsia="Inter" w:cs="Inter"/>
+      <w:color w:val="2C2823"/>
+      <w:sz w:val="24"/>
+      <w:szCs w:val="24"/>
     </w:rPr>
   </w:style>
   <w:style w:type="character" w:styleId="Emphasis">
@@ -3929,9 +3889,12 @@
     <w:uiPriority w:val="99"/>
     <w:semiHidden/>
     <w:rsid w:val="00905C59"/>
-    <w:pPr>
-      <w:spacing w:after="0" w:line="240" w:lineRule="auto"/>
-    </w:pPr>
+    <w:rPr>
+      <w:rFonts w:ascii="Inter" w:hAnsi="Inter" w:eastAsia="Inter" w:cs="Inter"/>
+      <w:color w:val="2C2823"/>
+      <w:sz w:val="24"/>
+      <w:szCs w:val="24"/>
+    </w:rPr>
   </w:style>
   <w:style w:type="character" w:styleId="Hyperlink">
     <w:name w:val="Hyperlink"/>
@@ -3940,8 +3903,7 @@
     <w:unhideWhenUsed/>
     <w:rsid w:val="00093C50"/>
     <w:rPr>
-      <w:color w:val="467886" w:themeColor="hyperlink"/>
-      <w:u w:val="single"/>
+      <w:color w:val="1A5A8E"/>
     </w:rPr>
   </w:style>
   <w:style w:type="character" w:styleId="UnresolvedMention">
@@ -3952,8 +3914,7 @@
     <w:unhideWhenUsed/>
     <w:rsid w:val="00093C50"/>
     <w:rPr>
-      <w:color w:val="605E5C"/>
-      <w:shd w:val="clear" w:color="auto" w:fill="E1DFDD"/>
+      <w:color w:val="4F4A42"/>
     </w:rPr>
   </w:style>
   <w:style w:type="paragraph" w:styleId="FootnoteText">
@@ -3964,15 +3925,14 @@
     <w:unhideWhenUsed/>
     <w:rsid w:val="00CB55B5"/>
     <w:pPr>
-      <w:spacing w:after="60"/>
+      <w:spacing w:after="60" w:line="360" w:lineRule="auto"/>
+      <w:jc w:val="left"/>
     </w:pPr>
     <w:rPr>
-      <w:rFonts w:ascii="Source Sans 3" w:hAnsi="Source Sans 3" w:eastAsia="Source Sans 3" w:cs="Source Sans 3"/>
-      <w:kern w:val="0"/>
-      <w:lang w:eastAsia="ja-JP"/>
+      <w:rFonts w:ascii="Inter" w:hAnsi="Inter" w:eastAsia="Inter" w:cs="Inter"/>
+      <w:color w:val="4F4A42"/>
       <w:sz w:val="18"/>
       <w:szCs w:val="18"/>
-      <w:color w:val="7c7c7c"/>
     </w:rPr>
   </w:style>
   <w:style w:type="character" w:customStyle="1" w:styleId="FootnoteTextChar">
@@ -3982,16 +3942,11 @@
     <w:uiPriority w:val="99"/>
     <w:rsid w:val="00CB55B5"/>
     <w:rPr>
-      <w:rFonts w:ascii="Source Sans 3" w:hAnsi="Source Sans 3" w:eastAsia="Source Sans 3" w:cs="Source Sans 3"/>
-      <w:kern w:val="0"/>
-      <w:lang w:eastAsia="ja-JP"/>
+      <w:rFonts w:ascii="Inter" w:hAnsi="Inter" w:eastAsia="Inter" w:cs="Inter"/>
+      <w:color w:val="4F4A42"/>
       <w:sz w:val="18"/>
       <w:szCs w:val="18"/>
-      <w:color w:val="7c7c7c"/>
-    </w:rPr>
-    <w:pPr>
-      <w:spacing w:after="60"/>
-    </w:pPr>
+    </w:rPr>
   </w:style>
   <w:style w:type="character" w:styleId="FootnoteReference">
     <w:name w:val="footnote reference"/>
@@ -4001,7 +3956,10 @@
     <w:unhideWhenUsed/>
     <w:rsid w:val="00CB55B5"/>
     <w:rPr>
-      <w:vertAlign w:val="superscript"/>
+      <w:rFonts w:ascii="Source Serif 4" w:hAnsi="Source Serif 4" w:eastAsia="Source Serif 4" w:cs="Source Serif 4"/>
+      <w:i/>
+      <w:iCs/>
+      <w:color w:val="1A5A8E"/>
     </w:rPr>
   </w:style>
   <w:style w:type="character" w:styleId="Mention">
@@ -4011,8 +3969,7 @@
     <w:unhideWhenUsed/>
     <w:rsid w:val="00E348E3"/>
     <w:rPr>
-      <w:color w:val="2B579A"/>
-      <w:shd w:val="clear" w:color="auto" w:fill="E1DFDD"/>
+      <w:color w:val="1A5A8E"/>
     </w:rPr>
   </w:style>
   <w:style w:type="paragraph" w:styleId="Caption">
@@ -4020,55 +3977,54 @@
     <w:basedOn w:val="Normal"/>
     <w:next w:val="Normal"/>
     <w:uiPriority w:val="35"/>
-    <w:unhideWhenUsed/>
     <w:qFormat/>
     <w:rsid w:val="003113FB"/>
     <w:pPr>
-      <w:spacing w:before="60" w:after="120"/>
+      <w:spacing w:before="60" w:after="120" w:line="348" w:lineRule="auto"/>
+      <w:jc w:val="left"/>
     </w:pPr>
     <w:rPr>
-      <w:rFonts w:ascii="JetBrains Mono" w:hAnsi="JetBrains Mono" w:eastAsia="JetBrains Mono" w:cs="JetBrains Mono"/>
-      <w:kern w:val="0"/>
-      <w14:ligatures w14:val="none"/>
-      <w:sz w:val="17"/>
-      <w:szCs w:val="17"/>
-      <w:color w:val="7c7c7c"/>
+      <w:rFonts w:ascii="Source Serif 4" w:hAnsi="Source Serif 4" w:eastAsia="Source Serif 4" w:cs="Source Serif 4"/>
+      <w:i/>
+      <w:iCs/>
+      <w:color w:val="2C2823"/>
+      <w:sz w:val="24"/>
+      <w:szCs w:val="24"/>
     </w:rPr>
   </w:style>
   <w:style w:type="paragraph" w:customStyle="1" w:styleId="Source">
     <w:name w:val="Source"/>
     <w:basedOn w:val="Normal"/>
     <w:link w:val="SourceChar"/>
-    <w:qFormat/>
+    <w:uiPriority w:val="24"/>
     <w:rsid w:val="00D70F4B"/>
-    <w:rPr>
+    <w:pPr>
+      <w:spacing w:after="120" w:line="348" w:lineRule="auto"/>
+      <w:jc w:val="left"/>
+    </w:pPr>
+    <w:rPr>
+      <w:rFonts w:ascii="Source Serif 4" w:hAnsi="Source Serif 4" w:eastAsia="Source Serif 4" w:cs="Source Serif 4"/>
       <w:i/>
       <w:iCs/>
-      <w:rFonts w:ascii="JetBrains Mono" w:hAnsi="JetBrains Mono" w:eastAsia="JetBrains Mono" w:cs="JetBrains Mono"/>
-      <w:sz w:val="17"/>
-      <w:szCs w:val="17"/>
-      <w:color w:val="7c7c7c"/>
-    </w:rPr>
-    <w:pPr>
-      <w:spacing w:before="60" w:after="240"/>
-    </w:pPr>
+      <w:color w:val="2C2823"/>
+      <w:sz w:val="24"/>
+      <w:szCs w:val="24"/>
+    </w:rPr>
   </w:style>
   <w:style w:type="character" w:customStyle="1" w:styleId="SourceChar">
     <w:name w:val="Source Char"/>
     <w:basedOn w:val="DefaultParagraphFont"/>
     <w:link w:val="Source"/>
+    <w:uiPriority w:val="24"/>
     <w:rsid w:val="00D70F4B"/>
     <w:rPr>
+      <w:rFonts w:ascii="Source Serif 4" w:hAnsi="Source Serif 4" w:eastAsia="Source Serif 4" w:cs="Source Serif 4"/>
       <w:i/>
       <w:iCs/>
-      <w:rFonts w:ascii="JetBrains Mono" w:hAnsi="JetBrains Mono" w:eastAsia="JetBrains Mono" w:cs="JetBrains Mono"/>
-      <w:sz w:val="17"/>
-      <w:szCs w:val="17"/>
-      <w:color w:val="7c7c7c"/>
-    </w:rPr>
-    <w:pPr>
-      <w:spacing w:before="60" w:after="240"/>
-    </w:pPr>
+      <w:color w:val="2C2823"/>
+      <w:sz w:val="24"/>
+      <w:szCs w:val="24"/>
+    </w:rPr>
   </w:style>
   <w:style w:type="table" w:styleId="GridTable1Light">
     <w:name w:val="Grid Table 1 Light"/>
@@ -4136,18 +4092,18 @@
     <w:qFormat/>
     <w:rsid w:val="00355818"/>
     <w:pPr>
-      <w:pageBreakBefore/>
-      <w:spacing w:before="480" w:after="120" w:line="259" w:lineRule="auto"/>
+      <w:spacing w:before="480" w:after="160" w:line="259" w:lineRule="auto"/>
+      <w:jc w:val="left"/>
       <w:outlineLvl w:val="9"/>
     </w:pPr>
     <w:rPr>
+      <w:rFonts w:ascii="Source Serif 4" w:hAnsi="Source Serif 4" w:eastAsia="Source Serif 4" w:cs="Source Serif 4"/>
       <w:b/>
       <w:bCs/>
-      <w:rFonts w:ascii="Source Sans 3" w:hAnsi="Source Sans 3" w:eastAsia="Source Sans 3" w:cs="Source Sans 3"/>
-      <w:kern w:val="0"/>
-      <w:sz w:val="34"/>
-      <w:szCs w:val="34"/>
-      <w:color w:val="333333"/>
+      <w:color w:val="1A1714"/>
+      <w:spacing w:val="-12"/>
+      <w:sz w:val="68"/>
+      <w:szCs w:val="68"/>
     </w:rPr>
   </w:style>
   <w:style w:type="paragraph" w:styleId="TOC1">
@@ -4158,20 +4114,13 @@
     <w:uiPriority w:val="39"/>
     <w:unhideWhenUsed/>
     <w:rsid w:val="00A4462F"/>
-    <w:pPr>
-      <w:tabs>
-        <w:tab w:val="right" w:leader="dot" w:pos="9638"/>
-      </w:tabs>
-      <w:spacing w:before="120" w:after="60"/>
-    </w:pPr>
-    <w:rPr>
+    <w:rPr>
+      <w:rFonts w:ascii="Source Serif 4" w:hAnsi="Source Serif 4" w:eastAsia="Source Serif 4" w:cs="Source Serif 4"/>
       <w:b/>
       <w:bCs/>
-      <w:rFonts w:ascii="Source Sans 3" w:hAnsi="Source Sans 3" w:eastAsia="Source Sans 3" w:cs="Source Sans 3"/>
-      <w:noProof/>
-      <w:sz w:val="22"/>
-      <w:szCs w:val="22"/>
-      <w:color w:val="333333"/>
+      <w:color w:val="1A1714"/>
+      <w:sz w:val="28"/>
+      <w:szCs w:val="28"/>
     </w:rPr>
   </w:style>
   <w:style w:type="paragraph" w:styleId="TOC2">
@@ -4182,15 +4131,11 @@
     <w:uiPriority w:val="39"/>
     <w:unhideWhenUsed/>
     <w:rsid w:val="00355818"/>
-    <w:pPr>
-      <w:ind w:left="240"/>
-      <w:spacing w:before="60" w:after="60"/>
-    </w:pPr>
-    <w:rPr>
-      <w:rFonts w:ascii="Source Sans 3" w:hAnsi="Source Sans 3" w:eastAsia="Source Sans 3" w:cs="Source Sans 3"/>
-      <w:sz w:val="22"/>
-      <w:szCs w:val="22"/>
-      <w:color w:val="333333"/>
+    <w:rPr>
+      <w:rFonts w:ascii="Inter" w:hAnsi="Inter" w:eastAsia="Inter" w:cs="Inter"/>
+      <w:color w:val="2C2823"/>
+      <w:sz w:val="24"/>
+      <w:szCs w:val="24"/>
     </w:rPr>
   </w:style>
   <w:style w:type="paragraph" w:styleId="TOC3">
@@ -4201,15 +4146,13 @@
     <w:uiPriority w:val="39"/>
     <w:unhideWhenUsed/>
     <w:rsid w:val="00355818"/>
-    <w:pPr>
-      <w:ind w:left="480"/>
-      <w:spacing w:before="60" w:after="60"/>
-    </w:pPr>
-    <w:rPr>
-      <w:rFonts w:ascii="Source Sans 3" w:hAnsi="Source Sans 3" w:eastAsia="Source Sans 3" w:cs="Source Sans 3"/>
-      <w:sz w:val="20"/>
-      <w:szCs w:val="20"/>
-      <w:color w:val="7c7c7c"/>
+    <w:rPr>
+      <w:rFonts w:ascii="Inter" w:hAnsi="Inter" w:eastAsia="Inter" w:cs="Inter"/>
+      <w:i/>
+      <w:iCs/>
+      <w:color w:val="4F4A42"/>
+      <w:sz w:val="24"/>
+      <w:szCs w:val="24"/>
     </w:rPr>
   </w:style>
   <w:style w:type="character" w:customStyle="1" w:styleId="cf01">
@@ -4217,9 +4160,10 @@
     <w:basedOn w:val="DefaultParagraphFont"/>
     <w:rsid w:val="0082763A"/>
     <w:rPr>
-      <w:rFonts w:ascii="Segoe UI" w:hAnsi="Segoe UI" w:cs="Segoe UI" w:hint="default"/>
-      <w:sz w:val="18"/>
-      <w:szCs w:val="18"/>
+      <w:rFonts w:ascii="Inter" w:hAnsi="Inter" w:eastAsia="Inter" w:cs="Inter"/>
+      <w:color w:val="2C2823"/>
+      <w:sz w:val="24"/>
+      <w:szCs w:val="24"/>
     </w:rPr>
   </w:style>
   <w:style w:type="paragraph" w:styleId="TOC4">
@@ -4230,95 +4174,308 @@
     <w:uiPriority w:val="39"/>
     <w:unhideWhenUsed/>
     <w:rsid w:val="00BA70DA"/>
-    <w:pPr>
-      <w:ind w:left="720"/>
-    </w:pPr>
+    <w:rPr>
+      <w:rFonts w:ascii="Inter" w:hAnsi="Inter" w:eastAsia="Inter" w:cs="Inter"/>
+      <w:i/>
+      <w:iCs/>
+      <w:color w:val="4F4A42"/>
+      <w:sz w:val="24"/>
+      <w:szCs w:val="24"/>
+    </w:rPr>
   </w:style>
   <w:style w:type="paragraph" w:customStyle="1" w:styleId="FigureTitle">
     <w:name w:val="Figure Title"/>
     <w:basedOn w:val="Normal"/>
     <w:link w:val="FigureTitleChar"/>
+    <w:uiPriority w:val="21"/>
     <w:qFormat/>
     <w:rsid w:val="00861429"/>
     <w:pPr>
-      <w:spacing w:before="240" w:after="60"/>
-      <w:jc w:val="center"/>
       <w:keepNext/>
+      <w:keepLines/>
+      <w:spacing w:after="60" w:line="300" w:lineRule="auto"/>
+      <w:jc w:val="left"/>
     </w:pPr>
     <w:rPr>
+      <w:rFonts w:ascii="Source Serif 4" w:hAnsi="Source Serif 4" w:eastAsia="Source Serif 4" w:cs="Source Serif 4"/>
       <w:b/>
       <w:bCs/>
-      <w:rFonts w:ascii="Source Sans 3" w:hAnsi="Source Sans 3" w:eastAsia="Source Sans 3" w:cs="Source Sans 3"/>
-      <w:kern w:val="0"/>
-      <w14:ligatures w14:val="none"/>
-      <w:sz w:val="22"/>
-      <w:szCs w:val="22"/>
-      <w:color w:val="333333"/>
+      <w:color w:val="1A1714"/>
+      <w:sz w:val="28"/>
+      <w:szCs w:val="28"/>
     </w:rPr>
   </w:style>
   <w:style w:type="character" w:customStyle="1" w:styleId="FigureTitleChar">
     <w:name w:val="Figure Title Char"/>
     <w:basedOn w:val="DefaultParagraphFont"/>
     <w:link w:val="FigureTitle"/>
+    <w:uiPriority w:val="21"/>
+    <w:qFormat/>
     <w:rsid w:val="00861429"/>
     <w:rPr>
+      <w:rFonts w:ascii="Source Serif 4" w:hAnsi="Source Serif 4" w:eastAsia="Source Serif 4" w:cs="Source Serif 4"/>
       <w:b/>
       <w:bCs/>
-      <w:rFonts w:ascii="Source Sans 3" w:hAnsi="Source Sans 3" w:eastAsia="Source Sans 3" w:cs="Source Sans 3"/>
-      <w:kern w:val="0"/>
-      <w14:ligatures w14:val="none"/>
-      <w:sz w:val="22"/>
-      <w:szCs w:val="22"/>
-      <w:color w:val="333333"/>
-    </w:rPr>
-    <w:pPr>
-      <w:spacing w:before="240" w:after="60"/>
-    </w:pPr>
+      <w:color w:val="1A1714"/>
+      <w:sz w:val="28"/>
+      <w:szCs w:val="28"/>
+    </w:rPr>
   </w:style>
   <w:style w:type="paragraph" w:customStyle="1" w:styleId="FigureImage">
     <w:name w:val="Figure Image"/>
     <w:basedOn w:val="Normal"/>
+    <w:uiPriority w:val="23"/>
     <w:qFormat/>
     <w:pPr>
       <w:keepNext/>
-      <w:jc w:val="center"/>
-      <w:spacing w:after="0"/>
+      <w:keepLines/>
+      <w:spacing w:after="60"/>
+      <w:jc w:val="left"/>
     </w:pPr>
+    <w:rPr/>
   </w:style>
   <w:style w:type="paragraph" w:customStyle="1" w:styleId="FigureSource">
     <w:name w:val="Figure Source"/>
     <w:basedOn w:val="Normal"/>
+    <w:uiPriority w:val="24"/>
     <w:qFormat/>
     <w:pPr>
-      <w:spacing w:before="60" w:after="240"/>
+      <w:spacing w:after="120" w:line="348" w:lineRule="auto"/>
+      <w:jc w:val="left"/>
     </w:pPr>
     <w:rPr>
+      <w:rFonts w:ascii="Source Serif 4" w:hAnsi="Source Serif 4" w:eastAsia="Source Serif 4" w:cs="Source Serif 4"/>
       <w:i/>
       <w:iCs/>
-      <w:rFonts w:ascii="JetBrains Mono" w:hAnsi="JetBrains Mono" w:eastAsia="JetBrains Mono" w:cs="JetBrains Mono"/>
-      <w:sz w:val="17"/>
-      <w:szCs w:val="17"/>
-      <w:color w:val="7c7c7c"/>
+      <w:color w:val="2C2823"/>
+      <w:sz w:val="24"/>
+      <w:szCs w:val="24"/>
     </w:rPr>
   </w:style>
   <w:style w:type="table" w:styleId="Table">
     <w:name w:val="Table"/>
+    <w:uiPriority w:val="39"/>
+    <w:qFormat/>
     <w:tblPr>
       <w:tblBorders>
-        <w:top w:val="none" w:sz="0" w:space="0" w:color="auto"/>
+        <w:top w:val="single" w:sz="8" w:space="0" w:color="1A1714"/>
         <w:left w:val="none" w:sz="0" w:space="0" w:color="auto"/>
-        <w:bottom w:val="none" w:sz="0" w:space="0" w:color="auto"/>
+        <w:bottom w:val="single" w:sz="8" w:space="0" w:color="1A1714"/>
         <w:right w:val="none" w:sz="0" w:space="0" w:color="auto"/>
-        <w:insideH w:val="none" w:sz="0" w:space="0" w:color="auto"/>
+        <w:insideH w:val="single" w:sz="4" w:space="0" w:color="DDDDDD"/>
         <w:insideV w:val="none" w:sz="0" w:space="0" w:color="auto"/>
       </w:tblBorders>
       <w:tblCellMar>
-        <w:top w:w="0" w:type="dxa"/>
-        <w:bottom w:w="0" w:type="dxa"/>
-        <w:left w:w="72" w:type="dxa"/>
-        <w:right w:w="72" w:type="dxa"/>
+        <w:top w:w="80" w:type="dxa"/>
+        <w:left w:w="0" w:type="dxa"/>
+        <w:bottom w:w="80" w:type="dxa"/>
+        <w:right w:w="160" w:type="dxa"/>
       </w:tblCellMar>
     </w:tblPr>
+    <w:tblStylePr w:type="firstRow">
+      <w:rPr>
+        <w:b/>
+        <w:bCs/>
+        <w:color w:val="1A1714"/>
+      </w:rPr>
+      <w:tcPr>
+        <w:tcBorders>
+          <w:bottom w:val="single" w:sz="8" w:space="0" w:color="1A1714"/>
+        </w:tcBorders>
+      </w:tcPr>
+    </w:tblStylePr>
+  </w:style>
+  <w:style w:type="paragraph" w:styleId="Author">
+    <w:name w:val="Author"/>
+    <w:basedOn w:val="Normal"/>
+    <w:uiPriority w:val="12"/>
+    <w:qFormat/>
+    <w:pPr>
+      <w:spacing w:after="60"/>
+      <w:jc w:val="left"/>
+    </w:pPr>
+    <w:rPr>
+      <w:rFonts w:ascii="Source Serif 4" w:hAnsi="Source Serif 4" w:eastAsia="Source Serif 4" w:cs="Source Serif 4"/>
+      <w:color w:val="1A1714"/>
+      <w:sz w:val="28"/>
+      <w:szCs w:val="28"/>
+    </w:rPr>
+  </w:style>
+  <w:style w:type="paragraph" w:styleId="Date">
+    <w:name w:val="Date"/>
+    <w:basedOn w:val="Normal"/>
+    <w:uiPriority w:val="13"/>
+    <w:qFormat/>
+    <w:pPr>
+      <w:spacing w:after="480"/>
+      <w:jc w:val="left"/>
+    </w:pPr>
+    <w:rPr>
+      <w:rFonts w:ascii="Inter" w:hAnsi="Inter" w:eastAsia="Inter" w:cs="Inter"/>
+      <w:b/>
+      <w:bCs/>
+      <w:caps/>
+      <w:color w:val="1A5A8E"/>
+      <w:spacing w:val="40"/>
+      <w:sz w:val="22"/>
+      <w:szCs w:val="22"/>
+    </w:rPr>
+  </w:style>
+  <w:style w:type="paragraph" w:styleId="FigureLabel">
+    <w:name w:val="Figure Label"/>
+    <w:basedOn w:val="Normal"/>
+    <w:uiPriority w:val="20"/>
+    <w:qFormat/>
+    <w:pPr>
+      <w:keepNext/>
+      <w:keepLines/>
+      <w:spacing w:before="240" w:after="40" w:line="240" w:lineRule="auto"/>
+      <w:jc w:val="left"/>
+    </w:pPr>
+    <w:rPr>
+      <w:rFonts w:ascii="Inter" w:hAnsi="Inter" w:eastAsia="Inter" w:cs="Inter"/>
+      <w:b/>
+      <w:bCs/>
+      <w:caps/>
+      <w:color w:val="1A5A8E"/>
+      <w:spacing w:val="34"/>
+      <w:sz w:val="24"/>
+      <w:szCs w:val="24"/>
+    </w:rPr>
+  </w:style>
+  <w:style w:type="paragraph" w:styleId="FigureSubtitle">
+    <w:name w:val="Figure Subtitle"/>
+    <w:basedOn w:val="Normal"/>
+    <w:uiPriority w:val="22"/>
+    <w:qFormat/>
+    <w:pPr>
+      <w:keepNext/>
+      <w:keepLines/>
+      <w:spacing w:after="120" w:line="336" w:lineRule="auto"/>
+      <w:jc w:val="left"/>
+    </w:pPr>
+    <w:rPr>
+      <w:rFonts w:ascii="Inter" w:hAnsi="Inter" w:eastAsia="Inter" w:cs="Inter"/>
+      <w:color w:val="4F4A42"/>
+      <w:sz w:val="24"/>
+      <w:szCs w:val="24"/>
+    </w:rPr>
+  </w:style>
+  <w:style w:type="paragraph" w:styleId="BodyText">
+    <w:name w:val="Body Text"/>
+    <w:basedOn w:val="Normal"/>
+    <w:uiPriority w:val="80"/>
+    <w:pPr>
+      <w:spacing w:after="120"/>
+    </w:pPr>
+    <w:rPr>
+      <w:rFonts w:ascii="Inter" w:hAnsi="Inter" w:eastAsia="Inter" w:cs="Inter"/>
+      <w:color w:val="2C2823"/>
+      <w:sz w:val="24"/>
+      <w:szCs w:val="24"/>
+    </w:rPr>
+  </w:style>
+  <w:style w:type="paragraph" w:styleId="FirstParagraph">
+    <w:name w:val="First Paragraph"/>
+    <w:basedOn w:val="BodyText"/>
+    <w:uiPriority w:val="80"/>
+    <w:pPr>
+      <w:spacing w:after="120"/>
+    </w:pPr>
+    <w:rPr>
+      <w:rFonts w:ascii="Inter" w:hAnsi="Inter" w:eastAsia="Inter" w:cs="Inter"/>
+      <w:color w:val="2C2823"/>
+      <w:sz w:val="24"/>
+      <w:szCs w:val="24"/>
+    </w:rPr>
+  </w:style>
+  <w:style w:type="paragraph" w:styleId="Compact">
+    <w:name w:val="Compact"/>
+    <w:basedOn w:val="BodyText"/>
+    <w:uiPriority w:val="80"/>
+    <w:pPr>
+      <w:spacing w:after="40" w:line="348" w:lineRule="auto"/>
+      <w:jc w:val="left"/>
+    </w:pPr>
+    <w:rPr>
+      <w:rFonts w:ascii="Inter" w:hAnsi="Inter" w:eastAsia="Inter" w:cs="Inter"/>
+      <w:color w:val="2C2823"/>
+      <w:sz w:val="24"/>
+      <w:szCs w:val="24"/>
+    </w:rPr>
+  </w:style>
+  <w:style w:type="paragraph" w:styleId="Bibliography">
+    <w:name w:val="Bibliography"/>
+    <w:basedOn w:val="Normal"/>
+    <w:uiPriority w:val="37"/>
+    <w:pPr>
+      <w:spacing w:after="160" w:line="372" w:lineRule="auto"/>
+      <w:ind w:left="360" w:hanging="360"/>
+      <w:jc w:val="left"/>
+    </w:pPr>
+    <w:rPr>
+      <w:rFonts w:ascii="Inter" w:hAnsi="Inter" w:eastAsia="Inter" w:cs="Inter"/>
+      <w:color w:val="2C2823"/>
+      <w:sz w:val="20"/>
+      <w:szCs w:val="20"/>
+    </w:rPr>
+  </w:style>
+  <w:style w:type="paragraph" w:styleId="TableCaption">
+    <w:name w:val="Table Caption"/>
+    <w:basedOn w:val="Normal"/>
+    <w:uiPriority w:val="25"/>
+    <w:qFormat/>
+    <w:pPr>
+      <w:keepNext/>
+      <w:keepLines/>
+      <w:spacing w:after="120"/>
+      <w:jc w:val="left"/>
+    </w:pPr>
+    <w:rPr>
+      <w:rFonts w:ascii="Source Serif 4" w:hAnsi="Source Serif 4" w:eastAsia="Source Serif 4" w:cs="Source Serif 4"/>
+      <w:i/>
+      <w:iCs/>
+      <w:color w:val="2C2823"/>
+      <w:sz w:val="24"/>
+      <w:szCs w:val="24"/>
+    </w:rPr>
+  </w:style>
+  <w:style w:type="paragraph" w:styleId="ListBullet">
+    <w:name w:val="List Bullet"/>
+    <w:basedOn w:val="BodyText"/>
+    <w:uiPriority w:val="80"/>
+    <w:pPr>
+      <w:spacing w:after="60"/>
+      <w:ind w:left="360"/>
+      <w:jc w:val="left"/>
+    </w:pPr>
+    <w:rPr>
+      <w:rFonts w:ascii="Inter" w:hAnsi="Inter" w:eastAsia="Inter" w:cs="Inter"/>
+      <w:color w:val="2C2823"/>
+      <w:sz w:val="24"/>
+      <w:szCs w:val="24"/>
+    </w:rPr>
+  </w:style>
+  <w:style w:type="paragraph" w:styleId="ListNumber">
+    <w:name w:val="List Number"/>
+    <w:basedOn w:val="BodyText"/>
+    <w:uiPriority w:val="80"/>
+    <w:pPr>
+      <w:spacing w:after="60"/>
+      <w:ind w:left="360"/>
+      <w:jc w:val="left"/>
+    </w:pPr>
+    <w:rPr>
+      <w:rFonts w:ascii="Inter" w:hAnsi="Inter" w:eastAsia="Inter" w:cs="Inter"/>
+      <w:color w:val="2C2823"/>
+      <w:sz w:val="24"/>
+      <w:szCs w:val="24"/>
+    </w:rPr>
+  </w:style>
+  <w:style w:type="character" w:styleId="SectionNumber">
+    <w:name w:val="Section Number"/>
+    <w:basedOn w:val="DefaultParagraphFont"/>
+    <w:rPr/>
   </w:style>
 </w:styles>
 </file>
@@ -4328,52 +4485,52 @@
   <a:themeElements>
     <a:clrScheme name="Growth Lab">
       <a:dk1>
-        <a:sysClr val="windowText" lastClr="333333"/>
+        <a:sysClr val="windowText" lastClr="1A1714"/>
       </a:dk1>
       <a:lt1>
         <a:sysClr val="window" lastClr="FFFFFF"/>
       </a:lt1>
       <a:dk2>
-        <a:srgbClr val="266798"/>
+        <a:srgbClr val="2C2823"/>
       </a:dk2>
       <a:lt2>
-        <a:srgbClr val="F3F3F3"/>
+        <a:srgbClr val="F4F1EA"/>
       </a:lt2>
       <a:accent1>
-        <a:srgbClr val="266798"/>
+        <a:srgbClr val="2F87C8"/>
       </a:accent1>
       <a:accent2>
-        <a:srgbClr val="C64646"/>
+        <a:srgbClr val="CC4948"/>
       </a:accent2>
       <a:accent3>
-        <a:srgbClr val="36B250"/>
+        <a:srgbClr val="2AA584"/>
       </a:accent3>
       <a:accent4>
-        <a:srgbClr val="EAC218"/>
+        <a:srgbClr val="7554A3"/>
       </a:accent4>
       <a:accent5>
-        <a:srgbClr val="D1852A"/>
+        <a:srgbClr val="EA822D"/>
       </a:accent5>
       <a:accent6>
-        <a:srgbClr val="52E2DE"/>
+        <a:srgbClr val="CDC86B"/>
       </a:accent6>
       <a:hlink>
-        <a:srgbClr val="266798"/>
+        <a:srgbClr val="1A5A8E"/>
       </a:hlink>
       <a:folHlink>
-        <a:srgbClr val="7c7c7c"/>
+        <a:srgbClr val="4F4A42"/>
       </a:folHlink>
     </a:clrScheme>
     <a:fontScheme name="Growth Lab">
       <a:majorFont>
-        <a:latin typeface="Source Sans 3"/>
+        <a:latin typeface="Source Serif 4"/>
         <a:ea typeface=""/>
         <a:cs typeface=""/>
         <a:font script="Arab" typeface="Arial"/>
         <a:font script="Hebr" typeface="Arial"/>
       </a:majorFont>
       <a:minorFont>
-        <a:latin typeface="Source Sans 3"/>
+        <a:latin typeface="Inter"/>
         <a:ea typeface=""/>
         <a:cs typeface=""/>
         <a:font script="Arab" typeface="Arial"/>
